--- a/backend/data/corpus/DOC-20220713-057.docx
+++ b/backend/data/corpus/DOC-20220713-057.docx
@@ -63,7 +63,7 @@
           <w:b/>
           <w:sz w:val="21"/>
         </w:rPr>
-        <w:t>Rosalind Wainwright, MD, Sable Creek Medical Group, Syracuse, NY (RSM)</w:t>
+        <w:t>Bettina Wetherby, MD, Ember Lake Medical Group, Omaha, NE (AR)</w:t>
       </w:r>
     </w:p>
     <w:p>
@@ -71,7 +71,7 @@
         <w:rPr>
           <w:sz w:val="21"/>
         </w:rPr>
-        <w:t>&gt; Benefit verification is the step that most often delays a start here.</w:t>
+        <w:t>&gt; An unhurried conversation over a quick coffee, mostly logistics.</w:t>
       </w:r>
     </w:p>
     <w:p>
@@ -79,7 +79,7 @@
         <w:rPr>
           <w:sz w:val="21"/>
         </w:rPr>
-        <w:t>&gt; Most of the discussion was about the patient portal, which is still being sorted out.</w:t>
+        <w:t>&gt; Described the practice as early in its experience here, with nothing to report yet.</w:t>
       </w:r>
     </w:p>
     <w:p>
@@ -87,7 +87,15 @@
         <w:rPr>
           <w:sz w:val="21"/>
         </w:rPr>
-        <w:t>&gt; Mentioned a review that circulated on the service but did not raise any specific finding.</w:t>
+        <w:t>&gt; The referral queue looks better than last year since the summer, which shapes how much time there is for anything else.</w:t>
+      </w:r>
+    </w:p>
+    <w:p>
+      <w:r>
+        <w:rPr>
+          <w:sz w:val="21"/>
+        </w:rPr>
+        <w:t>&gt; Described a preference for slower titration in general, unrelated to any particular patient.</w:t>
       </w:r>
     </w:p>
     <w:p>
@@ -103,7 +111,63 @@
           <w:b/>
           <w:sz w:val="21"/>
         </w:rPr>
-        <w:t>Odalys Thistlewood, MD, Silver Creek Medical Group, Oakland, CA (RSM)</w:t>
+        <w:t>Imani Quintrell, MD, Northgate Neurology Partners, Buffalo, NY (RSM)</w:t>
+      </w:r>
+    </w:p>
+    <w:p>
+      <w:r>
+        <w:rPr>
+          <w:sz w:val="21"/>
+        </w:rPr>
+        <w:t>&gt; Caught a half-hour window over a quick coffee between patients.</w:t>
+      </w:r>
+    </w:p>
+    <w:p>
+      <w:r>
+        <w:rPr>
+          <w:sz w:val="21"/>
+        </w:rPr>
+        <w:t>&gt; Talked through the refractory group in general terms, without any specific case.</w:t>
+      </w:r>
+    </w:p>
+    <w:p>
+      <w:r>
+        <w:rPr>
+          <w:sz w:val="21"/>
+        </w:rPr>
+        <w:t>&gt; This practice is still building familiarity with the product and had no clinical points to raise.</w:t>
+      </w:r>
+    </w:p>
+    <w:p>
+      <w:r>
+        <w:rPr>
+          <w:sz w:val="21"/>
+        </w:rPr>
+        <w:t>&gt; Closed there — nothing that needed follow-up.</w:t>
+      </w:r>
+    </w:p>
+    <w:p>
+      <w:r>
+        <w:rPr>
+          <w:sz w:val="21"/>
+        </w:rPr>
+        <w:t>&gt; Coverage paperwork takes longer than the clinical decision, which came up as a general frustration.</w:t>
+      </w:r>
+    </w:p>
+    <w:p>
+      <w:r>
+        <w:rPr>
+          <w:sz w:val="21"/>
+        </w:rPr>
+      </w:r>
+    </w:p>
+    <w:p>
+      <w:r>
+        <w:rPr>
+          <w:b/>
+          <w:sz w:val="21"/>
+        </w:rPr>
+        <w:t>Mairead Sandoval-Reyes, MD, Willowmere Neuroscience Center, Chattanooga, TN (RSM)</w:t>
       </w:r>
     </w:p>
     <w:p>
@@ -119,7 +183,7 @@
         <w:rPr>
           <w:sz w:val="21"/>
         </w:rPr>
-        <w:t>&gt; Asked about my travel schedule, since visits keep landing on the busiest clinic days.</w:t>
+        <w:t>&gt; Compared notes on which sessions were worth the time.</w:t>
       </w:r>
     </w:p>
     <w:p>
@@ -127,15 +191,7 @@
         <w:rPr>
           <w:sz w:val="21"/>
         </w:rPr>
-        <w:t>&gt; Titration habits came up in general terms; no specifics were discussed and none were offered.</w:t>
-      </w:r>
-    </w:p>
-    <w:p>
-      <w:r>
-        <w:rPr>
-          <w:sz w:val="21"/>
-        </w:rPr>
-        <w:t>&gt; Spent some time on the older half of the panel and how workup decisions get sequenced.</w:t>
+        <w:t>&gt; Most of the discussion was about the scheduling system, which changed again last month.</w:t>
       </w:r>
     </w:p>
     <w:p>
@@ -151,7 +207,7 @@
           <w:b/>
           <w:sz w:val="21"/>
         </w:rPr>
-        <w:t>Zubin Dunmore, MD, Ember Lake Medical Group, Roanoke, VA (RSM)</w:t>
+        <w:t>Niamh Inverness, MD, Kestrel Comprehensive Epilepsy Clinic, Worcester, MA (RSM)</w:t>
       </w:r>
     </w:p>
     <w:p>
@@ -159,7 +215,7 @@
         <w:rPr>
           <w:sz w:val="21"/>
         </w:rPr>
-        <w:t>&gt; A half-hour meeting in the conference room, first one this quarter.</w:t>
+        <w:t>&gt; An unexpectedly long meeting in the reading room, first one this quarter.</w:t>
       </w:r>
     </w:p>
     <w:p>
@@ -167,7 +223,7 @@
         <w:rPr>
           <w:sz w:val="21"/>
         </w:rPr>
-        <w:t>&gt; Nothing actionable this visit. Safety items asked about and confirmed none.</w:t>
+        <w:t>&gt; The referral queue keeps slipping since the summer, which shapes how much time there is for anything else.</w:t>
       </w:r>
     </w:p>
     <w:p>
@@ -175,7 +231,79 @@
         <w:rPr>
           <w:sz w:val="21"/>
         </w:rPr>
-        <w:t>&gt; Referenced a guideline update discussed at journal club in passing.</w:t>
+        <w:t>&gt; Most of the discussion was about the phone triage line, which is being piloted this quarter.</w:t>
+      </w:r>
+    </w:p>
+    <w:p>
+      <w:r>
+        <w:rPr>
+          <w:sz w:val="21"/>
+        </w:rPr>
+        <w:t>&gt; Referral patterns into this clinic have changed, and the refractory group is a bigger share than it was.</w:t>
+      </w:r>
+    </w:p>
+    <w:p>
+      <w:r>
+        <w:rPr>
+          <w:sz w:val="21"/>
+        </w:rPr>
+      </w:r>
+    </w:p>
+    <w:p>
+      <w:r>
+        <w:rPr>
+          <w:b/>
+          <w:sz w:val="21"/>
+        </w:rPr>
+        <w:t>Rohan Ravenscroft, MD, Fox Hollow Neurology Partners, Omaha, NE (RSM)</w:t>
+      </w:r>
+    </w:p>
+    <w:p>
+      <w:r>
+        <w:rPr>
+          <w:sz w:val="21"/>
+        </w:rPr>
+        <w:t>&gt; A short conversation in the reading room, mostly logistics.</w:t>
+      </w:r>
+    </w:p>
+    <w:p>
+      <w:r>
+        <w:rPr>
+          <w:sz w:val="21"/>
+        </w:rPr>
+        <w:t>&gt; Onboarding one of the nurse practitioners is the current preoccupation here.</w:t>
+      </w:r>
+    </w:p>
+    <w:p>
+      <w:r>
+        <w:rPr>
+          <w:sz w:val="21"/>
+        </w:rPr>
+        <w:t>&gt; Described the practice as early in its experience here, with nothing to report yet.</w:t>
+      </w:r>
+    </w:p>
+    <w:p>
+      <w:r>
+        <w:rPr>
+          <w:sz w:val="21"/>
+        </w:rPr>
+      </w:r>
+    </w:p>
+    <w:p>
+      <w:r>
+        <w:rPr>
+          <w:b/>
+          <w:sz w:val="21"/>
+        </w:rPr>
+        <w:t>Fabian Lammermoor, MD, Juniper Flats Neurology Partners, Charleston, SC (RSM)</w:t>
+      </w:r>
+    </w:p>
+    <w:p>
+      <w:r>
+        <w:rPr>
+          <w:sz w:val="21"/>
+        </w:rPr>
+        <w:t>&gt; A brief visit over a quick coffee; the schedule was tight.</w:t>
       </w:r>
     </w:p>
     <w:p>
@@ -191,7 +319,7 @@
         <w:rPr>
           <w:sz w:val="21"/>
         </w:rPr>
-        <w:t>&gt; This practice is still building familiarity with the product and had no clinical points to raise.</w:t>
+        <w:t>&gt; Titration habits came up in general terms; no specifics were discussed and none were offered.</w:t>
       </w:r>
     </w:p>
     <w:p>
@@ -215,7 +343,7 @@
         <w:rPr>
           <w:sz w:val="21"/>
         </w:rPr>
-        <w:t>&gt; Asked whether I would be at the meeting later this year.</w:t>
+        <w:t>&gt; Mentioned a review that circulated on the service but did not raise any specific finding.</w:t>
       </w:r>
     </w:p>
     <w:p>
@@ -223,7 +351,7 @@
         <w:rPr>
           <w:sz w:val="21"/>
         </w:rPr>
-        <w:t>&gt; The practice lost two medical assistants and has not backfilled, so routine follow-up slots is slowly recovering.</w:t>
+        <w:t>&gt; Mostly small talk about the program and the venue.</w:t>
       </w:r>
     </w:p>
     <w:p>
@@ -231,7 +359,23 @@
         <w:rPr>
           <w:sz w:val="21"/>
         </w:rPr>
-        <w:t>&gt; Described the practice as early in its experience here, with nothing to report yet.</w:t>
+        <w:t>&gt; Asked about my travel schedule, since visits keep landing on the busiest clinic days.</w:t>
+      </w:r>
+    </w:p>
+    <w:p>
+      <w:r>
+        <w:rPr>
+          <w:sz w:val="21"/>
+        </w:rPr>
+        <w:t>&gt; Titration scheduling is handled by nursing staff, which the practice finds workable.</w:t>
+      </w:r>
+    </w:p>
+    <w:p>
+      <w:r>
+        <w:rPr>
+          <w:sz w:val="21"/>
+        </w:rPr>
+        <w:t>&gt; The composition of the surgical workup list has shifted over the last year or two.</w:t>
       </w:r>
     </w:p>
     <w:p>
@@ -247,7 +391,7 @@
           <w:b/>
           <w:sz w:val="21"/>
         </w:rPr>
-        <w:t>Katherine Ost, MD, Sonoran Neuroscience Institute, Tucson, AZ (RSM)</w:t>
+        <w:t>Walter Brandt, MD, Flint Hills Neuroscience, Wichita, KS (AR)</w:t>
       </w:r>
     </w:p>
     <w:p>
@@ -255,7 +399,151 @@
         <w:rPr>
           <w:sz w:val="21"/>
         </w:rPr>
-        <w:t>&gt; Caught an unexpectedly long window between clinic blocks between patients.</w:t>
+        <w:t>&gt; Agreed to reconnect at the following quarter; nothing actionable this visit.</w:t>
+      </w:r>
+    </w:p>
+    <w:p>
+      <w:r>
+        <w:rPr>
+          <w:sz w:val="21"/>
+        </w:rPr>
+        <w:t>&gt; This practice is still building familiarity with the product and had no clinical points to raise.</w:t>
+      </w:r>
+    </w:p>
+    <w:p>
+      <w:r>
+        <w:rPr>
+          <w:sz w:val="21"/>
+        </w:rPr>
+        <w:t>&gt; Titration scheduling is handled by nursing staff, which the practice finds workable.</w:t>
+      </w:r>
+    </w:p>
+    <w:p>
+      <w:r>
+        <w:rPr>
+          <w:sz w:val="21"/>
+        </w:rPr>
+        <w:t>&gt; Mostly small talk about the program and the venue.</w:t>
+      </w:r>
+    </w:p>
+    <w:p>
+      <w:r>
+        <w:rPr>
+          <w:sz w:val="21"/>
+        </w:rPr>
+      </w:r>
+    </w:p>
+    <w:p>
+      <w:r>
+        <w:rPr>
+          <w:b/>
+          <w:sz w:val="21"/>
+        </w:rPr>
+        <w:t>Eloise Thackeray, MD, Alder Point Neurology Associates, Oakland, CA (RSM)</w:t>
+      </w:r>
+    </w:p>
+    <w:p>
+      <w:r>
+        <w:rPr>
+          <w:sz w:val="21"/>
+        </w:rPr>
+        <w:t>&gt; Coverage paperwork is handled by one person here, which came up as a general frustration.</w:t>
+      </w:r>
+    </w:p>
+    <w:p>
+      <w:r>
+        <w:rPr>
+          <w:sz w:val="21"/>
+        </w:rPr>
+        <w:t>&gt; Agreed to reconnect at the next visit; no product discussion.</w:t>
+      </w:r>
+    </w:p>
+    <w:p>
+      <w:r>
+        <w:rPr>
+          <w:sz w:val="21"/>
+        </w:rPr>
+        <w:t>&gt; The composition of the refractory group has shifted over the last year or two.</w:t>
+      </w:r>
+    </w:p>
+    <w:p>
+      <w:r>
+        <w:rPr>
+          <w:sz w:val="21"/>
+        </w:rPr>
+        <w:t>&gt; The practice lost a rotating resident and has not backfilled, so routine follow-up slots keeps slipping.</w:t>
+      </w:r>
+    </w:p>
+    <w:p>
+      <w:r>
+        <w:rPr>
+          <w:sz w:val="21"/>
+        </w:rPr>
+      </w:r>
+    </w:p>
+    <w:p>
+      <w:r>
+        <w:rPr>
+          <w:b/>
+          <w:sz w:val="21"/>
+        </w:rPr>
+        <w:t>Odalys Corliss, MD, Ironwood Neurology Associates, Syracuse, NY (RSM)</w:t>
+      </w:r>
+    </w:p>
+    <w:p>
+      <w:r>
+        <w:rPr>
+          <w:sz w:val="21"/>
+        </w:rPr>
+        <w:t>&gt; A brief conversation by the scheduling desk, mostly logistics.</w:t>
+      </w:r>
+    </w:p>
+    <w:p>
+      <w:r>
+        <w:rPr>
+          <w:sz w:val="21"/>
+        </w:rPr>
+        <w:t>&gt; Asked about my travel schedule, since visits keep landing on the busiest clinic days.</w:t>
+      </w:r>
+    </w:p>
+    <w:p>
+      <w:r>
+        <w:rPr>
+          <w:sz w:val="21"/>
+        </w:rPr>
+        <w:t>&gt; Benefit verification is the step that most often delays a start here.</w:t>
+      </w:r>
+    </w:p>
+    <w:p>
+      <w:r>
+        <w:rPr>
+          <w:sz w:val="21"/>
+        </w:rPr>
+        <w:t>&gt; Formulary placement was the only product-adjacent topic, and only in general terms.</w:t>
+      </w:r>
+    </w:p>
+    <w:p>
+      <w:r>
+        <w:rPr>
+          <w:sz w:val="21"/>
+        </w:rPr>
+      </w:r>
+    </w:p>
+    <w:p>
+      <w:r>
+        <w:rPr>
+          <w:b/>
+          <w:sz w:val="21"/>
+        </w:rPr>
+        <w:t>Zubin Castellane, MD, Marbury Neurological Care Center, Omaha, NE (RSM)</w:t>
+      </w:r>
+    </w:p>
+    <w:p>
+      <w:r>
+        <w:rPr>
+          <w:sz w:val="21"/>
+        </w:rPr>
+        <w:t>&gt; A fragmented meeting in the reading room, first one this quarter.</w:t>
       </w:r>
     </w:p>
     <w:p>
@@ -279,15 +567,7 @@
         <w:rPr>
           <w:sz w:val="21"/>
         </w:rPr>
-      </w:r>
-    </w:p>
-    <w:p>
-      <w:r>
-        <w:rPr>
-          <w:b/>
-          <w:sz w:val="21"/>
-        </w:rPr>
-        <w:t>Fiona Gallagher, MD, Great Lakes Epilepsy Institute, Madison, WI (RSM)</w:t>
+        <w:t>&gt; Left it at that, with the next visit to be scheduled.</w:t>
       </w:r>
     </w:p>
     <w:p>
@@ -295,263 +575,7 @@
         <w:rPr>
           <w:sz w:val="21"/>
         </w:rPr>
-        <w:t>&gt; Noted that benefit checks is handled by one person here and that this is not specific to any one product.</w:t>
-      </w:r>
-    </w:p>
-    <w:p>
-      <w:r>
-        <w:rPr>
-          <w:sz w:val="21"/>
-        </w:rPr>
-        <w:t>&gt; The referral queue has stretched out since the summer, which shapes how much time there is for anything else.</w:t>
-      </w:r>
-    </w:p>
-    <w:p>
-      <w:r>
-        <w:rPr>
-          <w:sz w:val="21"/>
-        </w:rPr>
-        <w:t>&gt; This practice is still building familiarity with the product and had no clinical points to raise.</w:t>
-      </w:r>
-    </w:p>
-    <w:p>
-      <w:r>
-        <w:rPr>
-          <w:sz w:val="21"/>
-        </w:rPr>
-      </w:r>
-    </w:p>
-    <w:p>
-      <w:r>
-        <w:rPr>
-          <w:b/>
-          <w:sz w:val="21"/>
-        </w:rPr>
-        <w:t>Kiara Thistlewood, MD, Thornfield Regional Epilepsy Program, Lakeland, FL (RSM)</w:t>
-      </w:r>
-    </w:p>
-    <w:p>
-      <w:r>
-        <w:rPr>
-          <w:sz w:val="21"/>
-        </w:rPr>
-        <w:t>&gt; A full visit in the conference room; the schedule was tight.</w:t>
-      </w:r>
-    </w:p>
-    <w:p>
-      <w:r>
-        <w:rPr>
-          <w:sz w:val="21"/>
-        </w:rPr>
-        <w:t>&gt; Closed there — no product discussion.</w:t>
-      </w:r>
-    </w:p>
-    <w:p>
-      <w:r>
-        <w:rPr>
-          <w:sz w:val="21"/>
-        </w:rPr>
-        <w:t>&gt; Mostly small talk about the program and the venue.</w:t>
-      </w:r>
-    </w:p>
-    <w:p>
-      <w:r>
-        <w:rPr>
-          <w:sz w:val="21"/>
-        </w:rPr>
-      </w:r>
-    </w:p>
-    <w:p>
-      <w:r>
-        <w:rPr>
-          <w:b/>
-          <w:sz w:val="21"/>
-        </w:rPr>
-        <w:t>Felicity Ashgrove, MD, Foxglove Health Neurology, Missoula, MT (RSM)</w:t>
-      </w:r>
-    </w:p>
-    <w:p>
-      <w:r>
-        <w:rPr>
-          <w:sz w:val="21"/>
-        </w:rPr>
-        <w:t>&gt; Benefit checks takes longer than the clinical decision, which came up as a general frustration.</w:t>
-      </w:r>
-    </w:p>
-    <w:p>
-      <w:r>
-        <w:rPr>
-          <w:sz w:val="21"/>
-        </w:rPr>
-        <w:t>&gt; Formulary placement was the only product-adjacent topic, and only in general terms.</w:t>
-      </w:r>
-    </w:p>
-    <w:p>
-      <w:r>
-        <w:rPr>
-          <w:sz w:val="21"/>
-        </w:rPr>
-        <w:t>&gt; Onboarding one of the nurse practitioners is the current preoccupation here.</w:t>
-      </w:r>
-    </w:p>
-    <w:p>
-      <w:r>
-        <w:rPr>
-          <w:sz w:val="21"/>
-        </w:rPr>
-      </w:r>
-    </w:p>
-    <w:p>
-      <w:r>
-        <w:rPr>
-          <w:b/>
-          <w:sz w:val="21"/>
-        </w:rPr>
-        <w:t>Caleb Munson, MD, Cedar Ridge Medical Group, Springfield, IL (AR)</w:t>
-      </w:r>
-    </w:p>
-    <w:p>
-      <w:r>
-        <w:rPr>
-          <w:sz w:val="21"/>
-        </w:rPr>
-        <w:t>&gt; Caught a fragmented window in the workroom between patients.</w:t>
-      </w:r>
-    </w:p>
-    <w:p>
-      <w:r>
-        <w:rPr>
-          <w:sz w:val="21"/>
-        </w:rPr>
-        <w:t>&gt; The appeals process is handled by one person here, which came up as a general frustration.</w:t>
-      </w:r>
-    </w:p>
-    <w:p>
-      <w:r>
-        <w:rPr>
-          <w:sz w:val="21"/>
-        </w:rPr>
-        <w:t>&gt; Titration scheduling is handled by nursing staff, which the practice finds workable.</w:t>
-      </w:r>
-    </w:p>
-    <w:p>
-      <w:r>
-        <w:rPr>
-          <w:sz w:val="21"/>
-        </w:rPr>
-        <w:t>&gt; Referenced a case series someone forwarded in passing.</w:t>
-      </w:r>
-    </w:p>
-    <w:p>
-      <w:r>
-        <w:rPr>
-          <w:sz w:val="21"/>
-        </w:rPr>
-      </w:r>
-    </w:p>
-    <w:p>
-      <w:r>
-        <w:rPr>
-          <w:b/>
-          <w:sz w:val="21"/>
-        </w:rPr>
-        <w:t>Ulrike Wetherby, MD, Juniper Flats Neurology Partners, Fayetteville, NC (RSM)</w:t>
-      </w:r>
-    </w:p>
-    <w:p>
-      <w:r>
-        <w:rPr>
-          <w:sz w:val="21"/>
-        </w:rPr>
-        <w:t>&gt; Stopped by in the workroom for a clipped conversation.</w:t>
-      </w:r>
-    </w:p>
-    <w:p>
-      <w:r>
-        <w:rPr>
-          <w:sz w:val="21"/>
-        </w:rPr>
-        <w:t>&gt; Closed there — nothing actionable this visit.</w:t>
-      </w:r>
-    </w:p>
-    <w:p>
-      <w:r>
-        <w:rPr>
-          <w:sz w:val="21"/>
-        </w:rPr>
-        <w:t>&gt; Asked whether I had seen a guideline update discussed at journal club; I had not, and offered nothing in return.</w:t>
-      </w:r>
-    </w:p>
-    <w:p>
-      <w:r>
-        <w:rPr>
-          <w:sz w:val="21"/>
-        </w:rPr>
-        <w:t>&gt; This practice is still building familiarity with the product and had no clinical points to raise.</w:t>
-      </w:r>
-    </w:p>
-    <w:p>
-      <w:r>
-        <w:rPr>
-          <w:sz w:val="21"/>
-        </w:rPr>
-        <w:t>&gt; Titration scheduling is handled by nursing staff, which the practice finds workable.</w:t>
-      </w:r>
-    </w:p>
-    <w:p>
-      <w:r>
-        <w:rPr>
-          <w:sz w:val="21"/>
-        </w:rPr>
-      </w:r>
-    </w:p>
-    <w:p>
-      <w:r>
-        <w:rPr>
-          <w:b/>
-          <w:sz w:val="21"/>
-        </w:rPr>
-        <w:t>Leonie Eversholt, MD, Silver Creek Medical Group, Albany, NY (RSM)</w:t>
-      </w:r>
-    </w:p>
-    <w:p>
-      <w:r>
-        <w:rPr>
-          <w:sz w:val="21"/>
-        </w:rPr>
-        <w:t>&gt; Stopped by in the workroom for a full conversation.</w:t>
-      </w:r>
-    </w:p>
-    <w:p>
-      <w:r>
-        <w:rPr>
-          <w:sz w:val="21"/>
-        </w:rPr>
-        <w:t>&gt; Spent some time on newly referred patients and how workup decisions get sequenced.</w:t>
-      </w:r>
-    </w:p>
-    <w:p>
-      <w:r>
-        <w:rPr>
-          <w:sz w:val="21"/>
-        </w:rPr>
-        <w:t>&gt; Compared notes on which sessions were worth the time.</w:t>
-      </w:r>
-    </w:p>
-    <w:p>
-      <w:r>
-        <w:rPr>
-          <w:sz w:val="21"/>
-        </w:rPr>
-        <w:t>&gt; Referenced a session summary from a colleague in passing.</w:t>
-      </w:r>
-    </w:p>
-    <w:p>
-      <w:r>
-        <w:rPr>
-          <w:sz w:val="21"/>
-        </w:rPr>
-        <w:t>&gt; Most of the discussion was about the scheduling system, which is still being sorted out.</w:t>
+        <w:t>&gt; Asked whether I had seen a session summary from a colleague; I had not, and offered nothing in return.</w:t>
       </w:r>
     </w:p>
     <w:p>
